--- a/verificables revisión sistemática/S1_lista_PRISMA_2020.docx
+++ b/verificables revisión sistemática/S1_lista_PRISMA_2020.docx
@@ -465,7 +465,7 @@
               <w:rPr>
                 <w:sz w:val="18"/>
               </w:rPr>
-              <w:t>§2.2</w:t>
+              <w:t>§2.2, incluido el criterio de idioma (inglés o español), verificado informe por informe en S9 y sobre el texto completo en S10</w:t>
             </w:r>
           </w:p>
         </w:tc>
@@ -2101,7 +2101,7 @@
               <w:rPr>
                 <w:sz w:val="18"/>
               </w:rPr>
-              <w:t>CUMPLE</w:t>
+              <w:t>CUMPLE (una enmienda declarada)</w:t>
             </w:r>
           </w:p>
         </w:tc>
@@ -2115,7 +2115,7 @@
               <w:rPr>
                 <w:sz w:val="18"/>
               </w:rPr>
-              <w:t>Registro de decisiones solo-anexar; toda corrección conserva la fila previa</w:t>
+              <w:t>§2.9 declara la restricción de idioma adoptada el 11-08-2026, con el cribado ya cerrado, y mide su impacto: 34 estudios eliminados, 17 de ellos comparativos y uno del conjunto de control positivo. El registro de decisiones es solo-anexar y permite reconstruir el corpus previo</w:t>
             </w:r>
           </w:p>
         </w:tc>
